--- a/28_College/research/IRB_Protocol_Template.docx
+++ b/28_College/research/IRB_Protocol_Template.docx
@@ -11,7 +11,7 @@
         <w:drawing>
           <wp:inline xmlns:a="http://schemas.openxmlformats.org/drawingml/2006/main" xmlns:pic="http://schemas.openxmlformats.org/drawingml/2006/picture">
             <wp:extent cx="1531979" cy="548640"/>
-            <wp:docPr id="1" name="Picture 1" descr="Hackles logo: Hackle, a smiling yellow creature, beside the word Hackles."/>
+            <wp:docPr id="1" name="Picture 1" descr="Hackles logo: Hackle, a smiling baby hedgehog, beside the word Hackles."/>
             <wp:cNvGraphicFramePr>
               <a:graphicFrameLocks noChangeAspect="1"/>
             </wp:cNvGraphicFramePr>
@@ -628,7 +628,7 @@
           <w:color w:val="2B2D42"/>
           <w:sz w:val="21"/>
         </w:rPr>
-        <w:t>A free kit by Competence Collective · competencecollective.org</w:t>
+        <w:t>Hackles · a free kit · quillsup.org</w:t>
       </w:r>
     </w:p>
     <w:p>
@@ -800,7 +800,7 @@
     </w:p>
     <w:tbl>
       <w:tblPr>
-        <w:tblW w:type="dxa" w:w="9792"/>
+        <w:tblW w:type="dxa" w:w="9791"/>
         <w:tblBorders>
           <w:top w:val="single" w:sz="12" w:space="0" w:color="2B2D42"/>
           <w:left w:val="nil"/>
@@ -814,8 +814,8 @@
         <w:tblLook w:firstColumn="1" w:firstRow="1" w:lastColumn="0" w:lastRow="0" w:noHBand="0" w:noVBand="1" w:val="04A0"/>
       </w:tblPr>
       <w:tblGrid>
-        <w:gridCol w:w="2112"/>
-        <w:gridCol w:w="7680"/>
+        <w:gridCol w:w="2125"/>
+        <w:gridCol w:w="7667"/>
       </w:tblGrid>
       <w:tr>
         <w:trPr>
@@ -824,7 +824,7 @@
         </w:trPr>
         <w:tc>
           <w:tcPr>
-            <w:tcW w:type="dxa" w:w="2112"/>
+            <w:tcW w:type="dxa" w:w="2125"/>
             <w:tcBorders>
               <w:bottom w:val="single" w:sz="6" w:space="0" w:color="2B2D42"/>
             </w:tcBorders>
@@ -852,7 +852,7 @@
         </w:tc>
         <w:tc>
           <w:tcPr>
-            <w:tcW w:type="dxa" w:w="7680"/>
+            <w:tcW w:type="dxa" w:w="7667"/>
             <w:tcBorders>
               <w:bottom w:val="single" w:sz="6" w:space="0" w:color="2B2D42"/>
             </w:tcBorders>
@@ -885,7 +885,7 @@
         </w:trPr>
         <w:tc>
           <w:tcPr>
-            <w:tcW w:type="dxa" w:w="2112"/>
+            <w:tcW w:type="dxa" w:w="2125"/>
             <w:tcMar>
               <w:top w:w="50" w:type="dxa"/>
               <w:left w:w="0" w:type="dxa"/>
@@ -908,7 +908,7 @@
         </w:tc>
         <w:tc>
           <w:tcPr>
-            <w:tcW w:type="dxa" w:w="7680"/>
+            <w:tcW w:type="dxa" w:w="7667"/>
             <w:tcMar>
               <w:top w:w="50" w:type="dxa"/>
               <w:left w:w="90" w:type="dxa"/>
@@ -936,7 +936,7 @@
         </w:trPr>
         <w:tc>
           <w:tcPr>
-            <w:tcW w:type="dxa" w:w="2112"/>
+            <w:tcW w:type="dxa" w:w="2125"/>
             <w:tcMar>
               <w:top w:w="50" w:type="dxa"/>
               <w:left w:w="0" w:type="dxa"/>
@@ -959,7 +959,7 @@
         </w:tc>
         <w:tc>
           <w:tcPr>
-            <w:tcW w:type="dxa" w:w="7680"/>
+            <w:tcW w:type="dxa" w:w="7667"/>
             <w:tcMar>
               <w:top w:w="50" w:type="dxa"/>
               <w:left w:w="90" w:type="dxa"/>
@@ -987,7 +987,7 @@
         </w:trPr>
         <w:tc>
           <w:tcPr>
-            <w:tcW w:type="dxa" w:w="2112"/>
+            <w:tcW w:type="dxa" w:w="2125"/>
             <w:tcMar>
               <w:top w:w="50" w:type="dxa"/>
               <w:left w:w="0" w:type="dxa"/>
@@ -1010,7 +1010,7 @@
         </w:tc>
         <w:tc>
           <w:tcPr>
-            <w:tcW w:type="dxa" w:w="7680"/>
+            <w:tcW w:type="dxa" w:w="7667"/>
             <w:tcMar>
               <w:top w:w="50" w:type="dxa"/>
               <w:left w:w="90" w:type="dxa"/>
@@ -1038,7 +1038,7 @@
         </w:trPr>
         <w:tc>
           <w:tcPr>
-            <w:tcW w:type="dxa" w:w="2112"/>
+            <w:tcW w:type="dxa" w:w="2125"/>
             <w:tcMar>
               <w:top w:w="50" w:type="dxa"/>
               <w:left w:w="0" w:type="dxa"/>
@@ -1061,7 +1061,7 @@
         </w:tc>
         <w:tc>
           <w:tcPr>
-            <w:tcW w:type="dxa" w:w="7680"/>
+            <w:tcW w:type="dxa" w:w="7667"/>
             <w:tcMar>
               <w:top w:w="50" w:type="dxa"/>
               <w:left w:w="90" w:type="dxa"/>
@@ -1089,7 +1089,7 @@
         </w:trPr>
         <w:tc>
           <w:tcPr>
-            <w:tcW w:type="dxa" w:w="2112"/>
+            <w:tcW w:type="dxa" w:w="2125"/>
             <w:tcMar>
               <w:top w:w="50" w:type="dxa"/>
               <w:left w:w="0" w:type="dxa"/>
@@ -1112,7 +1112,7 @@
         </w:tc>
         <w:tc>
           <w:tcPr>
-            <w:tcW w:type="dxa" w:w="7680"/>
+            <w:tcW w:type="dxa" w:w="7667"/>
             <w:tcMar>
               <w:top w:w="50" w:type="dxa"/>
               <w:left w:w="90" w:type="dxa"/>
@@ -1140,7 +1140,7 @@
         </w:trPr>
         <w:tc>
           <w:tcPr>
-            <w:tcW w:type="dxa" w:w="2112"/>
+            <w:tcW w:type="dxa" w:w="2125"/>
             <w:tcMar>
               <w:top w:w="50" w:type="dxa"/>
               <w:left w:w="0" w:type="dxa"/>
@@ -1163,7 +1163,7 @@
         </w:tc>
         <w:tc>
           <w:tcPr>
-            <w:tcW w:type="dxa" w:w="7680"/>
+            <w:tcW w:type="dxa" w:w="7667"/>
             <w:tcMar>
               <w:top w:w="50" w:type="dxa"/>
               <w:left w:w="90" w:type="dxa"/>
@@ -1180,7 +1180,7 @@
                 <w:rFonts w:ascii="Calibri" w:hAnsi="Calibri"/>
                 <w:sz w:val="19"/>
               </w:rPr>
-              <w:t>[Declare any connection to Competence Collective, authorship of the kit or course, and any financial interest. State how it is managed: for example, independent analysis, preregistration, and a right to publish regardless of result]</w:t>
+              <w:t>[Declare any connection to the Hackles team, authorship of the kit or course, and any financial interest. State how it is managed: for example, independent analysis, preregistration, and a right to publish regardless of result]</w:t>
             </w:r>
           </w:p>
         </w:tc>
@@ -6512,7 +6512,7 @@
     <w:p>
       <w:r>
         <w:rPr/>
-        <w:t>[Where you will publish or present.] Results will be reported in aggregate with limits stated. See the Publication, Authorship and Data Licence Policy for authorship, the courtesy review by Competence Collective of factual descriptions of the kit, and licensing of instruments and data.</w:t>
+        <w:t>[Where you will publish or present.] Results will be reported in aggregate with limits stated. See the Publication, Authorship and Data Licence Policy for authorship, the courtesy review by the Hackles team of factual descriptions of the kit, and licensing of instruments and data.</w:t>
       </w:r>
     </w:p>
     <w:p>
@@ -6755,7 +6755,7 @@
         <w:color w:val="5A5C70"/>
         <w:sz w:val="14"/>
       </w:rPr>
-      <w:t>Hackles · © 2026 Competence Collective · competencecollective.org · Text CC BY-NC 4.0 · Name, logos and art: all rights reserved</w:t>
+      <w:t>Hackles · quillsup.org · © 2026 Competence Collective · Text CC BY-NC 4.0 · Name, logos and art: all rights reserved</w:t>
     </w:r>
     <w:r>
       <w:tab/>
